--- a/pr-preview/pr-405/chapters/conciseness-tracked-changes.docx
+++ b/pr-preview/pr-405/chapters/conciseness-tracked-changes.docx
@@ -26,7 +26,7 @@
       </w:pPr>
       <w:ins w:id="2" w:author="PR Preview" w:date="2026-01-01T00:00:00Z">
         <w:r>
-          <w:t xml:space="preserve">Last modified: 2026-10-28 19:03:34 (PDT)</w:t>
+          <w:t xml:space="preserve">Last modified: 2026-10-28 19:15:22 (PDT)</w:t>
         </w:r>
       </w:ins>
     </w:p>
@@ -1717,15 +1717,20 @@
       </w:ins>
       <w:ins w:id="17" w:author="PR Preview" w:date="2026-01-01T00:00:00Z">
         <w:r>
+          <w:t xml:space="preserve"> </w:t>
+        </w:r>
+      </w:ins>
+      <w:ins w:id="18" w:author="PR Preview" w:date="2026-01-01T00:00:00Z">
+        <w:r>
           <w:t xml:space="preserve">If you cannot find a source or a reader who holds the reading,</w:t>
         </w:r>
       </w:ins>
-      <w:ins w:id="18" w:author="PR Preview" w:date="2026-01-01T00:00:00Z">
+      <w:ins w:id="19" w:author="PR Preview" w:date="2026-01-01T00:00:00Z">
         <w:r>
           <w:t xml:space="preserve"> </w:t>
         </w:r>
       </w:ins>
-      <w:ins w:id="19" w:author="PR Preview" w:date="2026-01-01T00:00:00Z">
+      <w:ins w:id="20" w:author="PR Preview" w:date="2026-01-01T00:00:00Z">
         <w:r>
           <w:t xml:space="preserve">the contrast fails the test above, so remove it.</w:t>
         </w:r>
@@ -1736,7 +1741,7 @@
       <w:pPr>
         <w:pStyle w:val="BodyText"/>
       </w:pPr>
-      <w:ins w:id="20" w:author="PR Preview" w:date="2026-01-01T00:00:00Z">
+      <w:ins w:id="21" w:author="PR Preview" w:date="2026-01-01T00:00:00Z">
         <w:r>
           <w:rPr>
             <w:b/>
@@ -1745,12 +1750,12 @@
           <w:t xml:space="preserve">Example 3 (Explaining the contrast, or dropping it)</w:t>
         </w:r>
       </w:ins>
-      <w:ins w:id="21" w:author="PR Preview" w:date="2026-01-01T00:00:00Z">
+      <w:ins w:id="22" w:author="PR Preview" w:date="2026-01-01T00:00:00Z">
         <w:r>
           <w:t xml:space="preserve"> </w:t>
         </w:r>
       </w:ins>
-      <w:ins w:id="22" w:author="PR Preview" w:date="2026-01-01T00:00:00Z">
+      <w:ins w:id="23" w:author="PR Preview" w:date="2026-01-01T00:00:00Z">
         <w:r>
           <w:t xml:space="preserve"> </w:t>
         </w:r>
@@ -1760,27 +1765,27 @@
       <w:pPr>
         <w:pStyle w:val="BlockText"/>
       </w:pPr>
-      <w:ins w:id="23" w:author="PR Preview" w:date="2026-01-01T00:00:00Z">
+      <w:ins w:id="24" w:author="PR Preview" w:date="2026-01-01T00:00:00Z">
         <w:r>
           <w:t xml:space="preserve">❌ Statistics uses</w:t>
         </w:r>
       </w:ins>
-      <w:ins w:id="24" w:author="PR Preview" w:date="2026-01-01T00:00:00Z">
+      <w:ins w:id="25" w:author="PR Preview" w:date="2026-01-01T00:00:00Z">
         <w:r>
           <w:t xml:space="preserve"> </w:t>
         </w:r>
       </w:ins>
-      <w:ins w:id="25" w:author="PR Preview" w:date="2026-01-01T00:00:00Z">
+      <w:ins w:id="26" w:author="PR Preview" w:date="2026-01-01T00:00:00Z">
         <w:r>
           <w:t xml:space="preserve">“predictor”</w:t>
         </w:r>
       </w:ins>
-      <w:ins w:id="26" w:author="PR Preview" w:date="2026-01-01T00:00:00Z">
+      <w:ins w:id="27" w:author="PR Preview" w:date="2026-01-01T00:00:00Z">
         <w:r>
           <w:t xml:space="preserve"> </w:t>
         </w:r>
       </w:ins>
-      <w:ins w:id="27" w:author="PR Preview" w:date="2026-01-01T00:00:00Z">
+      <w:ins w:id="28" w:author="PR Preview" w:date="2026-01-01T00:00:00Z">
         <w:r>
           <w:t xml:space="preserve">for a feature, not for a model.</w:t>
         </w:r>
@@ -1790,147 +1795,107 @@
       <w:pPr>
         <w:pStyle w:val="BlockText"/>
       </w:pPr>
-      <w:ins w:id="28" w:author="PR Preview" w:date="2026-01-01T00:00:00Z">
+      <w:ins w:id="29" w:author="PR Preview" w:date="2026-01-01T00:00:00Z">
         <w:r>
           <w:t xml:space="preserve">✅ Statistics uses</w:t>
         </w:r>
       </w:ins>
-      <w:ins w:id="29" w:author="PR Preview" w:date="2026-01-01T00:00:00Z">
+      <w:ins w:id="30" w:author="PR Preview" w:date="2026-01-01T00:00:00Z">
         <w:r>
           <w:t xml:space="preserve"> </w:t>
         </w:r>
       </w:ins>
-      <w:ins w:id="30" w:author="PR Preview" w:date="2026-01-01T00:00:00Z">
+      <w:ins w:id="31" w:author="PR Preview" w:date="2026-01-01T00:00:00Z">
         <w:r>
           <w:t xml:space="preserve">“predictor”</w:t>
         </w:r>
       </w:ins>
-      <w:ins w:id="31" w:author="PR Preview" w:date="2026-01-01T00:00:00Z">
+      <w:ins w:id="32" w:author="PR Preview" w:date="2026-01-01T00:00:00Z">
         <w:r>
           <w:t xml:space="preserve"> </w:t>
         </w:r>
       </w:ins>
-      <w:ins w:id="32" w:author="PR Preview" w:date="2026-01-01T00:00:00Z">
+      <w:ins w:id="33" w:author="PR Preview" w:date="2026-01-01T00:00:00Z">
         <w:r>
           <w:t xml:space="preserve">for a feature.</w:t>
         </w:r>
       </w:ins>
-      <w:ins w:id="33" w:author="PR Preview" w:date="2026-01-01T00:00:00Z">
+      <w:ins w:id="34" w:author="PR Preview" w:date="2026-01-01T00:00:00Z">
         <w:r>
           <w:t xml:space="preserve"> </w:t>
         </w:r>
       </w:ins>
-      <w:ins w:id="34" w:author="PR Preview" w:date="2026-01-01T00:00:00Z">
+      <w:ins w:id="35" w:author="PR Preview" w:date="2026-01-01T00:00:00Z">
         <w:r>
           <w:t xml:space="preserve">Some machine learning texts use the same word for a fitted prediction function:</w:t>
         </w:r>
       </w:ins>
-      <w:ins w:id="35" w:author="PR Preview" w:date="2026-01-01T00:00:00Z">
+      <w:ins w:id="36" w:author="PR Preview" w:date="2026-01-01T00:00:00Z">
         <w:r>
           <w:t xml:space="preserve"> </w:t>
         </w:r>
       </w:ins>
-      <w:ins w:id="36" w:author="PR Preview" w:date="2026-01-01T00:00:00Z">
-        <w:r>
-          <w:t xml:space="preserve">Hastie et al. call the averaged forest function</w:t>
-        </w:r>
-      </w:ins>
       <w:ins w:id="37" w:author="PR Preview" w:date="2026-01-01T00:00:00Z">
         <w:r>
           <w:t xml:space="preserve"> </w:t>
         </w:r>
       </w:ins>
-      <m:oMath>
-        <m:sSub>
-          <m:e>
-            <m:acc>
-              <m:accPr>
-                <m:chr m:val="̂"/>
-              </m:accPr>
-              <m:e>
-                <m:r>
-                  <m:t>f</m:t>
-                </m:r>
-              </m:e>
-            </m:acc>
-          </m:e>
-          <m:sub>
-            <m:r>
-              <m:rPr>
-                <m:nor/>
-                <m:sty m:val="p"/>
-              </m:rPr>
-              <m:t>rf</m:t>
-            </m:r>
-          </m:sub>
-        </m:sSub>
-        <m:r>
-          <m:rPr>
-            <m:sty m:val="p"/>
-          </m:rPr>
-          <m:t>(</m:t>
-        </m:r>
-        <m:r>
-          <m:t>x</m:t>
-        </m:r>
-        <m:r>
-          <m:rPr>
-            <m:sty m:val="p"/>
-          </m:rPr>
-          <m:t>)</m:t>
-        </m:r>
-      </m:oMath>
       <w:ins w:id="38" w:author="PR Preview" w:date="2026-01-01T00:00:00Z">
         <w:r>
+          <w:t xml:space="preserve">Hastie, Tibshirani and Friedman call the averaged forest function</w:t>
+        </w:r>
+      </w:ins>
+      <w:ins w:id="39" w:author="PR Preview" w:date="2026-01-01T00:00:00Z">
+        <w:r>
           <w:t xml:space="preserve"> </w:t>
         </w:r>
       </w:ins>
-      <w:ins w:id="39" w:author="PR Preview" w:date="2026-01-01T00:00:00Z">
+      <w:ins w:id="40" w:author="PR Preview" w:date="2026-01-01T00:00:00Z">
         <w:r>
           <w:t xml:space="preserve">“the random forest (regression) predictor”</w:t>
         </w:r>
       </w:ins>
-      <w:ins w:id="40" w:author="PR Preview" w:date="2026-01-01T00:00:00Z">
+      <w:ins w:id="41" w:author="PR Preview" w:date="2026-01-01T00:00:00Z">
         <w:r>
           <w:t xml:space="preserve"> </w:t>
         </w:r>
       </w:ins>
-      <w:ins w:id="41" w:author="PR Preview" w:date="2026-01-01T00:00:00Z">
-        <w:r>
-          <w:t xml:space="preserve">(Hastie et al. 2009, eq. 15.2)</w:t>
-        </w:r>
-      </w:ins>
       <w:ins w:id="42" w:author="PR Preview" w:date="2026-01-01T00:00:00Z">
         <w:r>
+          <w:t xml:space="preserve">(Hastie et al. 2009, equation 15.2)</w:t>
+        </w:r>
+      </w:ins>
+      <w:ins w:id="43" w:author="PR Preview" w:date="2026-01-01T00:00:00Z">
+        <w:r>
           <w:t xml:space="preserve">.</w:t>
         </w:r>
       </w:ins>
-      <w:ins w:id="43" w:author="PR Preview" w:date="2026-01-01T00:00:00Z">
+      <w:ins w:id="44" w:author="PR Preview" w:date="2026-01-01T00:00:00Z">
         <w:r>
           <w:t xml:space="preserve"> </w:t>
         </w:r>
       </w:ins>
-      <w:ins w:id="44" w:author="PR Preview" w:date="2026-01-01T00:00:00Z">
+      <w:ins w:id="45" w:author="PR Preview" w:date="2026-01-01T00:00:00Z">
         <w:r>
           <w:t xml:space="preserve">In these notes,</w:t>
         </w:r>
       </w:ins>
-      <w:ins w:id="45" w:author="PR Preview" w:date="2026-01-01T00:00:00Z">
+      <w:ins w:id="46" w:author="PR Preview" w:date="2026-01-01T00:00:00Z">
         <w:r>
           <w:t xml:space="preserve"> </w:t>
         </w:r>
       </w:ins>
-      <w:ins w:id="46" w:author="PR Preview" w:date="2026-01-01T00:00:00Z">
+      <w:ins w:id="47" w:author="PR Preview" w:date="2026-01-01T00:00:00Z">
         <w:r>
           <w:t xml:space="preserve">“predictor”</w:t>
         </w:r>
       </w:ins>
-      <w:ins w:id="47" w:author="PR Preview" w:date="2026-01-01T00:00:00Z">
+      <w:ins w:id="48" w:author="PR Preview" w:date="2026-01-01T00:00:00Z">
         <w:r>
           <w:t xml:space="preserve"> </w:t>
         </w:r>
       </w:ins>
-      <w:ins w:id="48" w:author="PR Preview" w:date="2026-01-01T00:00:00Z">
+      <w:ins w:id="49" w:author="PR Preview" w:date="2026-01-01T00:00:00Z">
         <w:r>
           <w:t xml:space="preserve">always means a feature.</w:t>
         </w:r>
@@ -1940,49 +1905,64 @@
       <w:pPr>
         <w:pStyle w:val="FirstParagraph"/>
       </w:pPr>
-      <w:ins w:id="49" w:author="PR Preview" w:date="2026-01-01T00:00:00Z">
+      <w:ins w:id="50" w:author="PR Preview" w:date="2026-01-01T00:00:00Z">
         <w:r>
           <w:t xml:space="preserve">The first version rules out a reading without saying that anyone holds it.</w:t>
         </w:r>
       </w:ins>
-      <w:ins w:id="50" w:author="PR Preview" w:date="2026-01-01T00:00:00Z">
+      <w:ins w:id="51" w:author="PR Preview" w:date="2026-01-01T00:00:00Z">
         <w:r>
           <w:t xml:space="preserve"> </w:t>
         </w:r>
       </w:ins>
-      <w:ins w:id="51" w:author="PR Preview" w:date="2026-01-01T00:00:00Z">
+      <w:ins w:id="52" w:author="PR Preview" w:date="2026-01-01T00:00:00Z">
         <w:r>
           <w:t xml:space="preserve">The second shows that the reading exists, with a source,</w:t>
         </w:r>
       </w:ins>
-      <w:ins w:id="52" w:author="PR Preview" w:date="2026-01-01T00:00:00Z">
+      <w:ins w:id="53" w:author="PR Preview" w:date="2026-01-01T00:00:00Z">
         <w:r>
           <w:t xml:space="preserve"> </w:t>
         </w:r>
       </w:ins>
-      <w:ins w:id="53" w:author="PR Preview" w:date="2026-01-01T00:00:00Z">
+      <w:ins w:id="54" w:author="PR Preview" w:date="2026-01-01T00:00:00Z">
         <w:r>
           <w:t xml:space="preserve">and says which meaning the text uses.</w:t>
         </w:r>
       </w:ins>
-      <w:ins w:id="54" w:author="PR Preview" w:date="2026-01-01T00:00:00Z">
+      <w:ins w:id="55" w:author="PR Preview" w:date="2026-01-01T00:00:00Z">
         <w:r>
           <w:t xml:space="preserve"> </w:t>
         </w:r>
       </w:ins>
-      <w:ins w:id="55" w:author="PR Preview" w:date="2026-01-01T00:00:00Z">
+      <w:ins w:id="56" w:author="PR Preview" w:date="2026-01-01T00:00:00Z">
         <w:r>
           <w:t xml:space="preserve">If no text used the word that way,</w:t>
         </w:r>
       </w:ins>
-      <w:ins w:id="56" w:author="PR Preview" w:date="2026-01-01T00:00:00Z">
+      <w:ins w:id="57" w:author="PR Preview" w:date="2026-01-01T00:00:00Z">
         <w:r>
           <w:t xml:space="preserve"> </w:t>
         </w:r>
       </w:ins>
-      <w:ins w:id="57" w:author="PR Preview" w:date="2026-01-01T00:00:00Z">
-        <w:r>
-          <w:t xml:space="preserve">the right revision would be to delete the second sentence of the original.</w:t>
+      <w:ins w:id="58" w:author="PR Preview" w:date="2026-01-01T00:00:00Z">
+        <w:r>
+          <w:t xml:space="preserve">the right revision would be to delete the clause</w:t>
+        </w:r>
+      </w:ins>
+      <w:ins w:id="59" w:author="PR Preview" w:date="2026-01-01T00:00:00Z">
+        <w:r>
+          <w:t xml:space="preserve"> </w:t>
+        </w:r>
+      </w:ins>
+      <w:ins w:id="60" w:author="PR Preview" w:date="2026-01-01T00:00:00Z">
+        <w:r>
+          <w:t xml:space="preserve">“not for a model”</w:t>
+        </w:r>
+      </w:ins>
+      <w:ins w:id="61" w:author="PR Preview" w:date="2026-01-01T00:00:00Z">
+        <w:r>
+          <w:t xml:space="preserve">.</w:t>
         </w:r>
       </w:ins>
     </w:p>
@@ -2142,7 +2122,7 @@
       <w:pPr>
         <w:pStyle w:val="BodyText"/>
       </w:pPr>
-      <w:del w:id="58" w:author="PR Preview" w:date="2026-01-01T00:00:00Z">
+      <w:del w:id="62" w:author="PR Preview" w:date="2026-01-01T00:00:00Z">
         <w:r>
           <w:rPr>
             <w:b/>
@@ -2151,12 +2131,12 @@
           <w:delText xml:space="preserve">Example 3 (Stating a claim directly)</w:delText>
         </w:r>
       </w:del>
-      <w:del w:id="59" w:author="PR Preview" w:date="2026-01-01T00:00:00Z">
+      <w:del w:id="63" w:author="PR Preview" w:date="2026-01-01T00:00:00Z">
         <w:r>
           <w:delText xml:space="preserve"> </w:delText>
         </w:r>
       </w:del>
-      <w:del w:id="60" w:author="PR Preview" w:date="2026-01-01T00:00:00Z">
+      <w:del w:id="64" w:author="PR Preview" w:date="2026-01-01T00:00:00Z">
         <w:r>
           <w:delText xml:space="preserve"> </w:delText>
         </w:r>
@@ -2166,7 +2146,7 @@
       <w:pPr>
         <w:pStyle w:val="BodyText"/>
       </w:pPr>
-      <w:ins w:id="61" w:author="PR Preview" w:date="2026-01-01T00:00:00Z">
+      <w:ins w:id="65" w:author="PR Preview" w:date="2026-01-01T00:00:00Z">
         <w:r>
           <w:rPr>
             <w:b/>
@@ -2175,12 +2155,12 @@
           <w:t xml:space="preserve">Example 4 (Stating a claim directly)</w:t>
         </w:r>
       </w:ins>
-      <w:ins w:id="62" w:author="PR Preview" w:date="2026-01-01T00:00:00Z">
+      <w:ins w:id="66" w:author="PR Preview" w:date="2026-01-01T00:00:00Z">
         <w:r>
           <w:t xml:space="preserve"> </w:t>
         </w:r>
       </w:ins>
-      <w:ins w:id="63" w:author="PR Preview" w:date="2026-01-01T00:00:00Z">
+      <w:ins w:id="67" w:author="PR Preview" w:date="2026-01-01T00:00:00Z">
         <w:r>
           <w:t xml:space="preserve"> </w:t>
         </w:r>
@@ -2380,7 +2360,7 @@
       <w:pPr>
         <w:pStyle w:val="BodyText"/>
       </w:pPr>
-      <w:del w:id="64" w:author="PR Preview" w:date="2026-01-01T00:00:00Z">
+      <w:del w:id="68" w:author="PR Preview" w:date="2026-01-01T00:00:00Z">
         <w:r>
           <w:rPr>
             <w:b/>
@@ -2389,12 +2369,12 @@
           <w:delText xml:space="preserve">Example 4 (Replacing a sentence about the text)</w:delText>
         </w:r>
       </w:del>
-      <w:del w:id="65" w:author="PR Preview" w:date="2026-01-01T00:00:00Z">
+      <w:del w:id="69" w:author="PR Preview" w:date="2026-01-01T00:00:00Z">
         <w:r>
           <w:delText xml:space="preserve"> </w:delText>
         </w:r>
       </w:del>
-      <w:del w:id="66" w:author="PR Preview" w:date="2026-01-01T00:00:00Z">
+      <w:del w:id="70" w:author="PR Preview" w:date="2026-01-01T00:00:00Z">
         <w:r>
           <w:delText xml:space="preserve"> </w:delText>
         </w:r>
@@ -2404,7 +2384,7 @@
       <w:pPr>
         <w:pStyle w:val="BodyText"/>
       </w:pPr>
-      <w:ins w:id="67" w:author="PR Preview" w:date="2026-01-01T00:00:00Z">
+      <w:ins w:id="71" w:author="PR Preview" w:date="2026-01-01T00:00:00Z">
         <w:r>
           <w:rPr>
             <w:b/>
@@ -2413,12 +2393,12 @@
           <w:t xml:space="preserve">Example 5 (Replacing a sentence about the text)</w:t>
         </w:r>
       </w:ins>
-      <w:ins w:id="68" w:author="PR Preview" w:date="2026-01-01T00:00:00Z">
+      <w:ins w:id="72" w:author="PR Preview" w:date="2026-01-01T00:00:00Z">
         <w:r>
           <w:t xml:space="preserve"> </w:t>
         </w:r>
       </w:ins>
-      <w:ins w:id="69" w:author="PR Preview" w:date="2026-01-01T00:00:00Z">
+      <w:ins w:id="73" w:author="PR Preview" w:date="2026-01-01T00:00:00Z">
         <w:r>
           <w:t xml:space="preserve"> </w:t>
         </w:r>
@@ -2546,7 +2526,7 @@
       <w:pPr>
         <w:pStyle w:val="BodyText"/>
       </w:pPr>
-      <w:del w:id="70" w:author="PR Preview" w:date="2026-01-01T00:00:00Z">
+      <w:del w:id="74" w:author="PR Preview" w:date="2026-01-01T00:00:00Z">
         <w:r>
           <w:rPr>
             <w:b/>
@@ -2555,12 +2535,12 @@
           <w:delText xml:space="preserve">Example 5 (Dropping prose that repeats a URL)</w:delText>
         </w:r>
       </w:del>
-      <w:del w:id="71" w:author="PR Preview" w:date="2026-01-01T00:00:00Z">
+      <w:del w:id="75" w:author="PR Preview" w:date="2026-01-01T00:00:00Z">
         <w:r>
           <w:delText xml:space="preserve"> </w:delText>
         </w:r>
       </w:del>
-      <w:del w:id="72" w:author="PR Preview" w:date="2026-01-01T00:00:00Z">
+      <w:del w:id="76" w:author="PR Preview" w:date="2026-01-01T00:00:00Z">
         <w:r>
           <w:delText xml:space="preserve"> </w:delText>
         </w:r>
@@ -2570,7 +2550,7 @@
       <w:pPr>
         <w:pStyle w:val="BodyText"/>
       </w:pPr>
-      <w:ins w:id="73" w:author="PR Preview" w:date="2026-01-01T00:00:00Z">
+      <w:ins w:id="77" w:author="PR Preview" w:date="2026-01-01T00:00:00Z">
         <w:r>
           <w:rPr>
             <w:b/>
@@ -2579,12 +2559,12 @@
           <w:t xml:space="preserve">Example 6 (Dropping prose that repeats a URL)</w:t>
         </w:r>
       </w:ins>
-      <w:ins w:id="74" w:author="PR Preview" w:date="2026-01-01T00:00:00Z">
+      <w:ins w:id="78" w:author="PR Preview" w:date="2026-01-01T00:00:00Z">
         <w:r>
           <w:t xml:space="preserve"> </w:t>
         </w:r>
       </w:ins>
-      <w:ins w:id="75" w:author="PR Preview" w:date="2026-01-01T00:00:00Z">
+      <w:ins w:id="79" w:author="PR Preview" w:date="2026-01-01T00:00:00Z">
         <w:r>
           <w:t xml:space="preserve"> </w:t>
         </w:r>
@@ -2725,7 +2705,7 @@
       <w:pPr>
         <w:pStyle w:val="BodyText"/>
       </w:pPr>
-      <w:del w:id="76" w:author="PR Preview" w:date="2026-01-01T00:00:00Z">
+      <w:del w:id="80" w:author="PR Preview" w:date="2026-01-01T00:00:00Z">
         <w:r>
           <w:rPr>
             <w:b/>
@@ -2734,12 +2714,12 @@
           <w:delText xml:space="preserve">Example 6 (Moving the focus from the writer to the subject)</w:delText>
         </w:r>
       </w:del>
-      <w:del w:id="77" w:author="PR Preview" w:date="2026-01-01T00:00:00Z">
+      <w:del w:id="81" w:author="PR Preview" w:date="2026-01-01T00:00:00Z">
         <w:r>
           <w:delText xml:space="preserve"> </w:delText>
         </w:r>
       </w:del>
-      <w:del w:id="78" w:author="PR Preview" w:date="2026-01-01T00:00:00Z">
+      <w:del w:id="82" w:author="PR Preview" w:date="2026-01-01T00:00:00Z">
         <w:r>
           <w:delText xml:space="preserve"> </w:delText>
         </w:r>
@@ -2749,7 +2729,7 @@
       <w:pPr>
         <w:pStyle w:val="BodyText"/>
       </w:pPr>
-      <w:ins w:id="79" w:author="PR Preview" w:date="2026-01-01T00:00:00Z">
+      <w:ins w:id="83" w:author="PR Preview" w:date="2026-01-01T00:00:00Z">
         <w:r>
           <w:rPr>
             <w:b/>
@@ -2758,12 +2738,12 @@
           <w:t xml:space="preserve">Example 7 (Moving the focus from the writer to the subject)</w:t>
         </w:r>
       </w:ins>
-      <w:ins w:id="80" w:author="PR Preview" w:date="2026-01-01T00:00:00Z">
+      <w:ins w:id="84" w:author="PR Preview" w:date="2026-01-01T00:00:00Z">
         <w:r>
           <w:t xml:space="preserve"> </w:t>
         </w:r>
       </w:ins>
-      <w:ins w:id="81" w:author="PR Preview" w:date="2026-01-01T00:00:00Z">
+      <w:ins w:id="85" w:author="PR Preview" w:date="2026-01-01T00:00:00Z">
         <w:r>
           <w:t xml:space="preserve"> </w:t>
         </w:r>
@@ -2866,7 +2846,7 @@
       <w:pPr>
         <w:pStyle w:val="BodyText"/>
       </w:pPr>
-      <w:del w:id="82" w:author="PR Preview" w:date="2026-01-01T00:00:00Z">
+      <w:del w:id="86" w:author="PR Preview" w:date="2026-01-01T00:00:00Z">
         <w:r>
           <w:rPr>
             <w:b/>
@@ -2875,12 +2855,12 @@
           <w:delText xml:space="preserve">Example 7 (Cutting a clause the term already implies)</w:delText>
         </w:r>
       </w:del>
-      <w:del w:id="83" w:author="PR Preview" w:date="2026-01-01T00:00:00Z">
+      <w:del w:id="87" w:author="PR Preview" w:date="2026-01-01T00:00:00Z">
         <w:r>
           <w:delText xml:space="preserve"> </w:delText>
         </w:r>
       </w:del>
-      <w:del w:id="84" w:author="PR Preview" w:date="2026-01-01T00:00:00Z">
+      <w:del w:id="88" w:author="PR Preview" w:date="2026-01-01T00:00:00Z">
         <w:r>
           <w:delText xml:space="preserve"> </w:delText>
         </w:r>
@@ -2890,7 +2870,7 @@
       <w:pPr>
         <w:pStyle w:val="BodyText"/>
       </w:pPr>
-      <w:ins w:id="85" w:author="PR Preview" w:date="2026-01-01T00:00:00Z">
+      <w:ins w:id="89" w:author="PR Preview" w:date="2026-01-01T00:00:00Z">
         <w:r>
           <w:rPr>
             <w:b/>
@@ -2899,12 +2879,12 @@
           <w:t xml:space="preserve">Example 8 (Cutting a clause the term already implies)</w:t>
         </w:r>
       </w:ins>
-      <w:ins w:id="86" w:author="PR Preview" w:date="2026-01-01T00:00:00Z">
+      <w:ins w:id="90" w:author="PR Preview" w:date="2026-01-01T00:00:00Z">
         <w:r>
           <w:t xml:space="preserve"> </w:t>
         </w:r>
       </w:ins>
-      <w:ins w:id="87" w:author="PR Preview" w:date="2026-01-01T00:00:00Z">
+      <w:ins w:id="91" w:author="PR Preview" w:date="2026-01-01T00:00:00Z">
         <w:r>
           <w:t xml:space="preserve"> </w:t>
         </w:r>
@@ -3173,7 +3153,7 @@
       <w:pPr>
         <w:pStyle w:val="FirstParagraph"/>
       </w:pPr>
-      <w:del w:id="88" w:author="PR Preview" w:date="2026-01-01T00:00:00Z">
+      <w:del w:id="92" w:author="PR Preview" w:date="2026-01-01T00:00:00Z">
         <w:r>
           <w:rPr>
             <w:b/>
@@ -3182,12 +3162,12 @@
           <w:delText xml:space="preserve">Example 8 (Turning an inline list into bullet points)</w:delText>
         </w:r>
       </w:del>
-      <w:del w:id="89" w:author="PR Preview" w:date="2026-01-01T00:00:00Z">
+      <w:del w:id="93" w:author="PR Preview" w:date="2026-01-01T00:00:00Z">
         <w:r>
           <w:delText xml:space="preserve"> </w:delText>
         </w:r>
       </w:del>
-      <w:del w:id="90" w:author="PR Preview" w:date="2026-01-01T00:00:00Z">
+      <w:del w:id="94" w:author="PR Preview" w:date="2026-01-01T00:00:00Z">
         <w:r>
           <w:delText xml:space="preserve"> </w:delText>
         </w:r>
@@ -3197,7 +3177,7 @@
       <w:pPr>
         <w:pStyle w:val="FirstParagraph"/>
       </w:pPr>
-      <w:ins w:id="91" w:author="PR Preview" w:date="2026-01-01T00:00:00Z">
+      <w:ins w:id="95" w:author="PR Preview" w:date="2026-01-01T00:00:00Z">
         <w:r>
           <w:rPr>
             <w:b/>
@@ -3206,12 +3186,12 @@
           <w:t xml:space="preserve">Example 9 (Turning an inline list into bullet points)</w:t>
         </w:r>
       </w:ins>
-      <w:ins w:id="92" w:author="PR Preview" w:date="2026-01-01T00:00:00Z">
+      <w:ins w:id="96" w:author="PR Preview" w:date="2026-01-01T00:00:00Z">
         <w:r>
           <w:t xml:space="preserve"> </w:t>
         </w:r>
       </w:ins>
-      <w:ins w:id="93" w:author="PR Preview" w:date="2026-01-01T00:00:00Z">
+      <w:ins w:id="97" w:author="PR Preview" w:date="2026-01-01T00:00:00Z">
         <w:r>
           <w:t xml:space="preserve"> </w:t>
         </w:r>
@@ -3289,7 +3269,7 @@
       <w:pPr>
         <w:pStyle w:val="BodyText"/>
       </w:pPr>
-      <w:del w:id="94" w:author="PR Preview" w:date="2026-01-01T00:00:00Z">
+      <w:del w:id="98" w:author="PR Preview" w:date="2026-01-01T00:00:00Z">
         <w:r>
           <w:rPr>
             <w:b/>
@@ -3298,12 +3278,12 @@
           <w:delText xml:space="preserve">Example 9 (Turning a run of resource sentences into bullet points)</w:delText>
         </w:r>
       </w:del>
-      <w:del w:id="95" w:author="PR Preview" w:date="2026-01-01T00:00:00Z">
+      <w:del w:id="99" w:author="PR Preview" w:date="2026-01-01T00:00:00Z">
         <w:r>
           <w:delText xml:space="preserve"> </w:delText>
         </w:r>
       </w:del>
-      <w:del w:id="96" w:author="PR Preview" w:date="2026-01-01T00:00:00Z">
+      <w:del w:id="100" w:author="PR Preview" w:date="2026-01-01T00:00:00Z">
         <w:r>
           <w:delText xml:space="preserve"> </w:delText>
         </w:r>
@@ -3313,7 +3293,7 @@
       <w:pPr>
         <w:pStyle w:val="BodyText"/>
       </w:pPr>
-      <w:ins w:id="97" w:author="PR Preview" w:date="2026-01-01T00:00:00Z">
+      <w:ins w:id="101" w:author="PR Preview" w:date="2026-01-01T00:00:00Z">
         <w:r>
           <w:rPr>
             <w:b/>
@@ -3322,12 +3302,12 @@
           <w:t xml:space="preserve">Example 10 (Turning a run of resource sentences into bullet points)</w:t>
         </w:r>
       </w:ins>
-      <w:ins w:id="98" w:author="PR Preview" w:date="2026-01-01T00:00:00Z">
+      <w:ins w:id="102" w:author="PR Preview" w:date="2026-01-01T00:00:00Z">
         <w:r>
           <w:t xml:space="preserve"> </w:t>
         </w:r>
       </w:ins>
-      <w:ins w:id="99" w:author="PR Preview" w:date="2026-01-01T00:00:00Z">
+      <w:ins w:id="103" w:author="PR Preview" w:date="2026-01-01T00:00:00Z">
         <w:r>
           <w:t xml:space="preserve"> </w:t>
         </w:r>
@@ -3469,7 +3449,7 @@
       <w:pPr>
         <w:pStyle w:val="BodyText"/>
       </w:pPr>
-      <w:del w:id="100" w:author="PR Preview" w:date="2026-01-01T00:00:00Z">
+      <w:del w:id="104" w:author="PR Preview" w:date="2026-01-01T00:00:00Z">
         <w:r>
           <w:rPr>
             <w:b/>
@@ -3478,12 +3458,12 @@
           <w:delText xml:space="preserve">Example 10 (Turning inline steps into a numbered list)</w:delText>
         </w:r>
       </w:del>
-      <w:del w:id="101" w:author="PR Preview" w:date="2026-01-01T00:00:00Z">
+      <w:del w:id="105" w:author="PR Preview" w:date="2026-01-01T00:00:00Z">
         <w:r>
           <w:delText xml:space="preserve"> </w:delText>
         </w:r>
       </w:del>
-      <w:del w:id="102" w:author="PR Preview" w:date="2026-01-01T00:00:00Z">
+      <w:del w:id="106" w:author="PR Preview" w:date="2026-01-01T00:00:00Z">
         <w:r>
           <w:delText xml:space="preserve"> </w:delText>
         </w:r>
@@ -3493,7 +3473,7 @@
       <w:pPr>
         <w:pStyle w:val="BodyText"/>
       </w:pPr>
-      <w:ins w:id="103" w:author="PR Preview" w:date="2026-01-01T00:00:00Z">
+      <w:ins w:id="107" w:author="PR Preview" w:date="2026-01-01T00:00:00Z">
         <w:r>
           <w:rPr>
             <w:b/>
@@ -3502,12 +3482,12 @@
           <w:t xml:space="preserve">Example 11 (Turning inline steps into a numbered list)</w:t>
         </w:r>
       </w:ins>
-      <w:ins w:id="104" w:author="PR Preview" w:date="2026-01-01T00:00:00Z">
+      <w:ins w:id="108" w:author="PR Preview" w:date="2026-01-01T00:00:00Z">
         <w:r>
           <w:t xml:space="preserve"> </w:t>
         </w:r>
       </w:ins>
-      <w:ins w:id="105" w:author="PR Preview" w:date="2026-01-01T00:00:00Z">
+      <w:ins w:id="109" w:author="PR Preview" w:date="2026-01-01T00:00:00Z">
         <w:r>
           <w:t xml:space="preserve"> </w:t>
         </w:r>
@@ -3607,7 +3587,7 @@
       <w:pPr>
         <w:pStyle w:val="BodyText"/>
       </w:pPr>
-      <w:del w:id="106" w:author="PR Preview" w:date="2026-01-01T00:00:00Z">
+      <w:del w:id="110" w:author="PR Preview" w:date="2026-01-01T00:00:00Z">
         <w:r>
           <w:rPr>
             <w:b/>
@@ -3616,12 +3596,12 @@
           <w:delText xml:space="preserve">Example 11 (Turning a paragraph of cases into bullet points)</w:delText>
         </w:r>
       </w:del>
-      <w:del w:id="107" w:author="PR Preview" w:date="2026-01-01T00:00:00Z">
+      <w:del w:id="111" w:author="PR Preview" w:date="2026-01-01T00:00:00Z">
         <w:r>
           <w:delText xml:space="preserve"> </w:delText>
         </w:r>
       </w:del>
-      <w:del w:id="108" w:author="PR Preview" w:date="2026-01-01T00:00:00Z">
+      <w:del w:id="112" w:author="PR Preview" w:date="2026-01-01T00:00:00Z">
         <w:r>
           <w:delText xml:space="preserve"> </w:delText>
         </w:r>
@@ -3631,7 +3611,7 @@
       <w:pPr>
         <w:pStyle w:val="BodyText"/>
       </w:pPr>
-      <w:ins w:id="109" w:author="PR Preview" w:date="2026-01-01T00:00:00Z">
+      <w:ins w:id="113" w:author="PR Preview" w:date="2026-01-01T00:00:00Z">
         <w:r>
           <w:rPr>
             <w:b/>
@@ -3640,12 +3620,12 @@
           <w:t xml:space="preserve">Example 12 (Turning a paragraph of cases into bullet points)</w:t>
         </w:r>
       </w:ins>
-      <w:ins w:id="110" w:author="PR Preview" w:date="2026-01-01T00:00:00Z">
+      <w:ins w:id="114" w:author="PR Preview" w:date="2026-01-01T00:00:00Z">
         <w:r>
           <w:t xml:space="preserve"> </w:t>
         </w:r>
       </w:ins>
-      <w:ins w:id="111" w:author="PR Preview" w:date="2026-01-01T00:00:00Z">
+      <w:ins w:id="115" w:author="PR Preview" w:date="2026-01-01T00:00:00Z">
         <w:r>
           <w:t xml:space="preserve"> </w:t>
         </w:r>
@@ -4456,7 +4436,7 @@
       <w:pPr>
         <w:pStyle w:val="FirstParagraph"/>
       </w:pPr>
-      <w:del w:id="112" w:author="PR Preview" w:date="2026-01-01T00:00:00Z">
+      <w:del w:id="116" w:author="PR Preview" w:date="2026-01-01T00:00:00Z">
         <w:r>
           <w:rPr>
             <w:b/>
@@ -4465,12 +4445,12 @@
           <w:delText xml:space="preserve">Example 12 (Rewriting a sentence written to sound formal)</w:delText>
         </w:r>
       </w:del>
-      <w:del w:id="113" w:author="PR Preview" w:date="2026-01-01T00:00:00Z">
+      <w:del w:id="117" w:author="PR Preview" w:date="2026-01-01T00:00:00Z">
         <w:r>
           <w:delText xml:space="preserve"> </w:delText>
         </w:r>
       </w:del>
-      <w:del w:id="114" w:author="PR Preview" w:date="2026-01-01T00:00:00Z">
+      <w:del w:id="118" w:author="PR Preview" w:date="2026-01-01T00:00:00Z">
         <w:r>
           <w:delText xml:space="preserve"> </w:delText>
         </w:r>
@@ -4480,7 +4460,7 @@
       <w:pPr>
         <w:pStyle w:val="FirstParagraph"/>
       </w:pPr>
-      <w:ins w:id="115" w:author="PR Preview" w:date="2026-01-01T00:00:00Z">
+      <w:ins w:id="119" w:author="PR Preview" w:date="2026-01-01T00:00:00Z">
         <w:r>
           <w:rPr>
             <w:b/>
@@ -4489,12 +4469,12 @@
           <w:t xml:space="preserve">Example 13 (Rewriting a sentence written to sound formal)</w:t>
         </w:r>
       </w:ins>
-      <w:ins w:id="116" w:author="PR Preview" w:date="2026-01-01T00:00:00Z">
+      <w:ins w:id="120" w:author="PR Preview" w:date="2026-01-01T00:00:00Z">
         <w:r>
           <w:t xml:space="preserve"> </w:t>
         </w:r>
       </w:ins>
-      <w:ins w:id="117" w:author="PR Preview" w:date="2026-01-01T00:00:00Z">
+      <w:ins w:id="121" w:author="PR Preview" w:date="2026-01-01T00:00:00Z">
         <w:r>
           <w:t xml:space="preserve"> </w:t>
         </w:r>
@@ -4835,17 +4815,17 @@
       <w:pPr>
         <w:pStyle w:val="Bibliography"/>
       </w:pPr>
-      <w:ins w:id="118" w:author="PR Preview" w:date="2026-01-01T00:00:00Z">
+      <w:ins w:id="122" w:author="PR Preview" w:date="2026-01-01T00:00:00Z">
         <w:r>
           <w:t xml:space="preserve">Hastie, Trevor, Robert Tibshirani, and Jerome Friedman. 2009.</w:t>
         </w:r>
       </w:ins>
-      <w:ins w:id="119" w:author="PR Preview" w:date="2026-01-01T00:00:00Z">
+      <w:ins w:id="123" w:author="PR Preview" w:date="2026-01-01T00:00:00Z">
         <w:r>
           <w:t xml:space="preserve"> </w:t>
         </w:r>
       </w:ins>
-      <w:ins w:id="120" w:author="PR Preview" w:date="2026-01-01T00:00:00Z">
+      <w:ins w:id="124" w:author="PR Preview" w:date="2026-01-01T00:00:00Z">
         <w:r>
           <w:rPr>
             <w:i/>
@@ -4854,18 +4834,18 @@
           <w:t xml:space="preserve">The Elements of Statistical Learning: Data Mining, Inference, and Prediction</w:t>
         </w:r>
       </w:ins>
-      <w:ins w:id="121" w:author="PR Preview" w:date="2026-01-01T00:00:00Z">
+      <w:ins w:id="125" w:author="PR Preview" w:date="2026-01-01T00:00:00Z">
         <w:r>
           <w:t xml:space="preserve">. 2nd ed. Springer.</w:t>
         </w:r>
       </w:ins>
-      <w:ins w:id="122" w:author="PR Preview" w:date="2026-01-01T00:00:00Z">
+      <w:ins w:id="126" w:author="PR Preview" w:date="2026-01-01T00:00:00Z">
         <w:r>
           <w:t xml:space="preserve"> </w:t>
         </w:r>
       </w:ins>
       <w:hyperlink r:id="rId52">
-        <w:ins w:id="123" w:author="PR Preview" w:date="2026-01-01T00:00:00Z">
+        <w:ins w:id="127" w:author="PR Preview" w:date="2026-01-01T00:00:00Z">
           <w:r>
             <w:rPr>
               <w:rStyle w:val="Hyperlink"/>
@@ -4874,7 +4854,7 @@
           </w:r>
         </w:ins>
       </w:hyperlink>
-      <w:ins w:id="124" w:author="PR Preview" w:date="2026-01-01T00:00:00Z">
+      <w:ins w:id="128" w:author="PR Preview" w:date="2026-01-01T00:00:00Z">
         <w:r>
           <w:t xml:space="preserve">.</w:t>
         </w:r>
